--- a/templates/normalized/T1 Joint Taxpayer Engagement Letter.docx
+++ b/templates/normalized/T1 Joint Taxpayer Engagement Letter.docx
@@ -1094,7 +1094,7 @@
                 <w:color w:val="607065"/>
                 <w:sz w:val="22"/>
               </w:rPr>
-              <w:t>[TAX[[taxpayer2.full_legal_name]]</w:t>
+              <w:t>[[taxpayer2.full_legal_name]]</w:t>
             </w:r>
           </w:p>
           <w:p>
@@ -1105,7 +1105,7 @@
               <w:rPr>
                 <w:b/>
               </w:rPr>
-              <w:t>tronic signature</w:t>
+              <w:t>Electronic signature</w:t>
             </w:r>
             <w:r>
               <w:rPr>

--- a/templates/normalized/T1 Joint Taxpayer Engagement Letter.docx
+++ b/templates/normalized/T1 Joint Taxpayer Engagement Letter.docx
@@ -1012,7 +1012,7 @@
               <w:br/>
             </w:r>
             <w:r>
-              <w:t>________________________________</w:t>
+              <w:t>[[signature.taxpayer1]]</w:t>
             </w:r>
           </w:p>
           <w:p>
@@ -1032,7 +1032,7 @@
               <w:br/>
             </w:r>
             <w:r>
-              <w:t>________________________________</w:t>
+              <w:t>[[signature.taxpayer1_date]]</w:t>
             </w:r>
           </w:p>
           <w:p>
@@ -1114,7 +1114,7 @@
               <w:br/>
             </w:r>
             <w:r>
-              <w:t>________________________________</w:t>
+              <w:t>[[signature.taxpayer2]]</w:t>
             </w:r>
           </w:p>
           <w:p>
@@ -1134,7 +1134,7 @@
               <w:br/>
             </w:r>
             <w:r>
-              <w:t>________________________________</w:t>
+              <w:t>[[signature.taxpayer2_date]]</w:t>
             </w:r>
           </w:p>
           <w:p>
@@ -1215,7 +1215,7 @@
             </w:r>
             <w:r>
               <w:br/>
-              <w:t>________________________________</w:t>
+              <w:t>[[signature.firm]]</w:t>
             </w:r>
           </w:p>
         </w:tc>
@@ -1232,7 +1232,7 @@
             </w:r>
             <w:r>
               <w:br/>
-              <w:t>________________________________</w:t>
+              <w:t>[[signature.firm_date]]</w:t>
             </w:r>
           </w:p>
         </w:tc>
